--- a/por/docx/34.content.docx
+++ b/por/docx/34.content.docx
@@ -19,7 +19,7 @@
         <w:rPr>
           <w:lang w:val="pt_PT" w:bidi="pt_PT"/>
         </w:rPr>
-        <w:t>Resource: Notas de Estudo - Introduções aos Livros (Tyndale)</w:t>
+        <w:t>Resource: Tyndale Open Study Notes</w:t>
       </w:r>
       <w:r>
         <w:rPr>
@@ -112,7 +112,7 @@
         <w:rPr>
           <w:lang w:val="pt_PT" w:bidi="pt_PT"/>
         </w:rPr>
-        <w:t>Notas de Estudo - Introduções aos Livros (Tyndale)</w:t>
+        <w:t>Tyndale Open Study Notes</w:t>
       </w:r>
     </w:p>
     <w:p>

--- a/por/docx/34.content.docx
+++ b/por/docx/34.content.docx
@@ -19,7 +19,7 @@
         <w:rPr>
           <w:lang w:val="pt_PT" w:bidi="pt_PT"/>
         </w:rPr>
-        <w:t>Resource: Tyndale Open Study Notes</w:t>
+        <w:t>Resource: Aquifer Open Study Notes (Book Intros)</w:t>
       </w:r>
       <w:r>
         <w:rPr>
@@ -112,7 +112,7 @@
         <w:rPr>
           <w:lang w:val="pt_PT" w:bidi="pt_PT"/>
         </w:rPr>
-        <w:t>Tyndale Open Study Notes</w:t>
+        <w:t>Aquifer Open Study Notes (Book Intros)</w:t>
       </w:r>
     </w:p>
     <w:p>

--- a/por/docx/34.content.docx
+++ b/por/docx/34.content.docx
@@ -258,18 +258,12 @@
         </w:rPr>
         <w:t>Na época de Naum, o reino de Judá estava em perigo de ser engolido por uma grande superpotência, o império assírio. De Nínive, a capital, o grande rei Assurbanípal (668–626 a.C.) levou o poder assírio ao seu auge. Seu poder militar e influência cultural se estendiam por toda a extensão do antigo Oriente Próximo. Até mesmo a antiga cidade de Tebas havia sentido o calcanhar do conquistador (</w:t>
       </w:r>
-      <w:hyperlink r:id="rId13">
-        <w:r>
-          <w:rPr>
-            <w:lang w:val="pt_PT" w:bidi="pt_PT"/>
-          </w:rPr>
-          <w:rPr>
-            <w:color w:val="0000EE"/>
-            <w:u w:val="single"/>
-          </w:rPr>
-          <w:t>3.8–10</w:t>
-        </w:r>
-      </w:hyperlink>
+      <w:r>
+        <w:rPr>
+          <w:lang w:val="pt_PT" w:bidi="pt_PT"/>
+        </w:rPr>
+        <w:t>3.8–10</w:t>
+      </w:r>
       <w:r>
         <w:rPr>
           <w:lang w:val="pt_PT" w:bidi="pt_PT"/>
@@ -290,72 +284,48 @@
         </w:rPr>
         <w:t>Essas circunstâncias eram menos do que encorajadoras para Naum e o povo de Judá. Israel, seu reino irmão ao norte, já havia caído para os assírios em 722 a.C., e Judá agora enfrentava o mesmo inimigo imperial. Para piorar a situação, Assurbanípal havia recentemente capturado o rei de Judá, o perverso Manassés (697–642 a.C.), e o levado para Babilônia (</w:t>
       </w:r>
-      <w:hyperlink r:id="rId14">
-        <w:r>
-          <w:rPr>
-            <w:lang w:val="pt_PT" w:bidi="pt_PT"/>
-          </w:rPr>
-          <w:rPr>
-            <w:color w:val="0000EE"/>
-            <w:u w:val="single"/>
-          </w:rPr>
-          <w:t>2Cr 33.10–11</w:t>
-        </w:r>
-      </w:hyperlink>
+      <w:r>
+        <w:rPr>
+          <w:lang w:val="pt_PT" w:bidi="pt_PT"/>
+        </w:rPr>
+        <w:t>2Cr 33.10–11</w:t>
+      </w:r>
       <w:r>
         <w:rPr>
           <w:lang w:val="pt_PT" w:bidi="pt_PT"/>
         </w:rPr>
         <w:t>). Após sua libertação do cativeiro, um arrependido Manassés (</w:t>
       </w:r>
-      <w:hyperlink r:id="rId15">
-        <w:r>
-          <w:rPr>
-            <w:lang w:val="pt_PT" w:bidi="pt_PT"/>
-          </w:rPr>
-          <w:rPr>
-            <w:color w:val="0000EE"/>
-            <w:u w:val="single"/>
-          </w:rPr>
-          <w:t>2Cr 33.12–17</w:t>
-        </w:r>
-      </w:hyperlink>
+      <w:r>
+        <w:rPr>
+          <w:lang w:val="pt_PT" w:bidi="pt_PT"/>
+        </w:rPr>
+        <w:t>2Cr 33.12–17</w:t>
+      </w:r>
       <w:r>
         <w:rPr>
           <w:lang w:val="pt_PT" w:bidi="pt_PT"/>
         </w:rPr>
         <w:t>) tentou desfazer sua antiga maldade (</w:t>
       </w:r>
-      <w:hyperlink r:id="rId16">
-        <w:r>
-          <w:rPr>
-            <w:lang w:val="pt_PT" w:bidi="pt_PT"/>
-          </w:rPr>
-          <w:rPr>
-            <w:color w:val="0000EE"/>
-            <w:u w:val="single"/>
-          </w:rPr>
-          <w:t>2Rs 21.1–18</w:t>
-        </w:r>
-      </w:hyperlink>
+      <w:r>
+        <w:rPr>
+          <w:lang w:val="pt_PT" w:bidi="pt_PT"/>
+        </w:rPr>
+        <w:t>2Rs 21.1–18</w:t>
+      </w:r>
       <w:r>
         <w:rPr>
           <w:lang w:val="pt_PT" w:bidi="pt_PT"/>
         </w:rPr>
         <w:t xml:space="preserve">; </w:t>
       </w:r>
-      <w:hyperlink r:id="rId17">
-        <w:r>
-          <w:rPr>
-            <w:lang w:val="pt_PT" w:bidi="pt_PT"/>
-          </w:rPr>
-          <w:rPr>
-            <w:color w:val="0000EE"/>
-            <w:u w:val="single"/>
-          </w:rPr>
-          <w:t>2Cr 33.1–9</w:t>
-        </w:r>
-      </w:hyperlink>
+      <w:r>
+        <w:rPr>
+          <w:lang w:val="pt_PT" w:bidi="pt_PT"/>
+        </w:rPr>
+        <w:t>2Cr 33.1–9</w:t>
+      </w:r>
       <w:r>
         <w:rPr>
           <w:lang w:val="pt_PT" w:bidi="pt_PT"/>
@@ -401,36 +371,24 @@
         </w:rPr>
         <w:t xml:space="preserve">Naum inicia sua profecia descrevendo o poder de Deus em duas passagens poéticas marcantes, </w:t>
       </w:r>
-      <w:hyperlink r:id="rId18">
-        <w:r>
-          <w:rPr>
-            <w:lang w:val="pt_PT" w:bidi="pt_PT"/>
-          </w:rPr>
-          <w:rPr>
-            <w:color w:val="0000EE"/>
-            <w:u w:val="single"/>
-          </w:rPr>
-          <w:t>1.2–6</w:t>
-        </w:r>
-      </w:hyperlink>
+      <w:r>
+        <w:rPr>
+          <w:lang w:val="pt_PT" w:bidi="pt_PT"/>
+        </w:rPr>
+        <w:t>1.2–6</w:t>
+      </w:r>
       <w:r>
         <w:rPr>
           <w:lang w:val="pt_PT" w:bidi="pt_PT"/>
         </w:rPr>
         <w:t xml:space="preserve"> e </w:t>
       </w:r>
-      <w:hyperlink r:id="rId19">
-        <w:r>
-          <w:rPr>
-            <w:lang w:val="pt_PT" w:bidi="pt_PT"/>
-          </w:rPr>
-          <w:rPr>
-            <w:color w:val="0000EE"/>
-            <w:u w:val="single"/>
-          </w:rPr>
-          <w:t>1.7–11</w:t>
-        </w:r>
-      </w:hyperlink>
+      <w:r>
+        <w:rPr>
+          <w:lang w:val="pt_PT" w:bidi="pt_PT"/>
+        </w:rPr>
+        <w:t>1.7–11</w:t>
+      </w:r>
       <w:r>
         <w:rPr>
           <w:lang w:val="pt_PT" w:bidi="pt_PT"/>
@@ -451,18 +409,12 @@
         </w:rPr>
         <w:t>Naum então explica o que a justiça soberana de Deus significa no curso da história (</w:t>
       </w:r>
-      <w:hyperlink r:id="rId20">
-        <w:r>
-          <w:rPr>
-            <w:lang w:val="pt_PT" w:bidi="pt_PT"/>
-          </w:rPr>
-          <w:rPr>
-            <w:color w:val="0000EE"/>
-            <w:u w:val="single"/>
-          </w:rPr>
-          <w:t>1.12–15</w:t>
-        </w:r>
-      </w:hyperlink>
+      <w:r>
+        <w:rPr>
+          <w:lang w:val="pt_PT" w:bidi="pt_PT"/>
+        </w:rPr>
+        <w:t>1.12–15</w:t>
+      </w:r>
       <w:r>
         <w:rPr>
           <w:lang w:val="pt_PT" w:bidi="pt_PT"/>
@@ -483,72 +435,48 @@
         </w:rPr>
         <w:t>Após prever o cerco de Nínive e o retorno das condições normais em Judá (</w:t>
       </w:r>
-      <w:hyperlink r:id="rId21">
-        <w:r>
-          <w:rPr>
-            <w:lang w:val="pt_PT" w:bidi="pt_PT"/>
-          </w:rPr>
-          <w:rPr>
-            <w:color w:val="0000EE"/>
-            <w:u w:val="single"/>
-          </w:rPr>
-          <w:t>2.1–2</w:t>
-        </w:r>
-      </w:hyperlink>
+      <w:r>
+        <w:rPr>
+          <w:lang w:val="pt_PT" w:bidi="pt_PT"/>
+        </w:rPr>
+        <w:t>2.1–2</w:t>
+      </w:r>
       <w:r>
         <w:rPr>
           <w:lang w:val="pt_PT" w:bidi="pt_PT"/>
         </w:rPr>
         <w:t>), Naum descreve a queda da capital assíria em duas representações vívidas (</w:t>
       </w:r>
-      <w:hyperlink r:id="rId22">
-        <w:r>
-          <w:rPr>
-            <w:lang w:val="pt_PT" w:bidi="pt_PT"/>
-          </w:rPr>
-          <w:rPr>
-            <w:color w:val="0000EE"/>
-            <w:u w:val="single"/>
-          </w:rPr>
-          <w:t>2.3–10</w:t>
-        </w:r>
-      </w:hyperlink>
+      <w:r>
+        <w:rPr>
+          <w:lang w:val="pt_PT" w:bidi="pt_PT"/>
+        </w:rPr>
+        <w:t>2.3–10</w:t>
+      </w:r>
       <w:r>
         <w:rPr>
           <w:lang w:val="pt_PT" w:bidi="pt_PT"/>
         </w:rPr>
         <w:t xml:space="preserve">; </w:t>
       </w:r>
-      <w:hyperlink r:id="rId23">
-        <w:r>
-          <w:rPr>
-            <w:lang w:val="pt_PT" w:bidi="pt_PT"/>
-          </w:rPr>
-          <w:rPr>
-            <w:color w:val="0000EE"/>
-            <w:u w:val="single"/>
-          </w:rPr>
-          <w:t>3.1–7</w:t>
-        </w:r>
-      </w:hyperlink>
+      <w:r>
+        <w:rPr>
+          <w:lang w:val="pt_PT" w:bidi="pt_PT"/>
+        </w:rPr>
+        <w:t>3.1–7</w:t>
+      </w:r>
       <w:r>
         <w:rPr>
           <w:lang w:val="pt_PT" w:bidi="pt_PT"/>
         </w:rPr>
         <w:t>). Entre os dois relatos, Naum contempla a destruição de Nínive em uma breve canção zombeteira. Com sátira mordaz, ele declara a intenção de Deus de pôr fim à ganância da orgulhosa Nínive (</w:t>
       </w:r>
-      <w:hyperlink r:id="rId24">
-        <w:r>
-          <w:rPr>
-            <w:lang w:val="pt_PT" w:bidi="pt_PT"/>
-          </w:rPr>
-          <w:rPr>
-            <w:color w:val="0000EE"/>
-            <w:u w:val="single"/>
-          </w:rPr>
-          <w:t>2.11–13</w:t>
-        </w:r>
-      </w:hyperlink>
+      <w:r>
+        <w:rPr>
+          <w:lang w:val="pt_PT" w:bidi="pt_PT"/>
+        </w:rPr>
+        <w:t>2.11–13</w:t>
+      </w:r>
       <w:r>
         <w:rPr>
           <w:lang w:val="pt_PT" w:bidi="pt_PT"/>
@@ -569,36 +497,24 @@
         </w:rPr>
         <w:t>Naum intensifica a sua descrição anterior da queda de Nínive através de outra sátira da cidade. Nínive não seria mais defensável do que a capital do Egito, Tebas (</w:t>
       </w:r>
-      <w:hyperlink r:id="rId25">
-        <w:r>
-          <w:rPr>
-            <w:lang w:val="pt_PT" w:bidi="pt_PT"/>
-          </w:rPr>
-          <w:rPr>
-            <w:color w:val="0000EE"/>
-            <w:u w:val="single"/>
-          </w:rPr>
-          <w:t>3.8–13</w:t>
-        </w:r>
-      </w:hyperlink>
+      <w:r>
+        <w:rPr>
+          <w:lang w:val="pt_PT" w:bidi="pt_PT"/>
+        </w:rPr>
+        <w:t>3.8–13</w:t>
+      </w:r>
       <w:r>
         <w:rPr>
           <w:lang w:val="pt_PT" w:bidi="pt_PT"/>
         </w:rPr>
         <w:t>), que a Assíria havia destruído. Naum encerra sua profecia com mais uma peça de sátira (</w:t>
       </w:r>
-      <w:hyperlink r:id="rId26">
-        <w:r>
-          <w:rPr>
-            <w:lang w:val="pt_PT" w:bidi="pt_PT"/>
-          </w:rPr>
-          <w:rPr>
-            <w:color w:val="0000EE"/>
-            <w:u w:val="single"/>
-          </w:rPr>
-          <w:t>3.14–19</w:t>
-        </w:r>
-      </w:hyperlink>
+      <w:r>
+        <w:rPr>
+          <w:lang w:val="pt_PT" w:bidi="pt_PT"/>
+        </w:rPr>
+        <w:t>3.14–19</w:t>
+      </w:r>
       <w:r>
         <w:rPr>
           <w:lang w:val="pt_PT" w:bidi="pt_PT"/>
@@ -630,18 +546,12 @@
         </w:rPr>
         <w:t>Além do pouco que pode ser deduzido de seus escritos, nada se sabe sobre Naum, o autor desta breve profecia. No texto hebraico, ele é identificado como “Naum, o Elcosita” (</w:t>
       </w:r>
-      <w:hyperlink r:id="rId27">
-        <w:r>
-          <w:rPr>
-            <w:lang w:val="pt_PT" w:bidi="pt_PT"/>
-          </w:rPr>
-          <w:rPr>
-            <w:color w:val="0000EE"/>
-            <w:u w:val="single"/>
-          </w:rPr>
-          <w:t>1.1</w:t>
-        </w:r>
-      </w:hyperlink>
+      <w:r>
+        <w:rPr>
+          <w:lang w:val="pt_PT" w:bidi="pt_PT"/>
+        </w:rPr>
+        <w:t>1.1</w:t>
+      </w:r>
       <w:r>
         <w:rPr>
           <w:lang w:val="pt_PT" w:bidi="pt_PT"/>
@@ -673,36 +583,24 @@
         </w:rPr>
         <w:t xml:space="preserve">Naum menciona a queda de Tebas (663 a.C.; </w:t>
       </w:r>
-      <w:hyperlink r:id="rId28">
-        <w:r>
-          <w:rPr>
-            <w:lang w:val="pt_PT" w:bidi="pt_PT"/>
-          </w:rPr>
-          <w:rPr>
-            <w:color w:val="0000EE"/>
-            <w:u w:val="single"/>
-          </w:rPr>
-          <w:t>3.10</w:t>
-        </w:r>
-      </w:hyperlink>
+      <w:r>
+        <w:rPr>
+          <w:lang w:val="pt_PT" w:bidi="pt_PT"/>
+        </w:rPr>
+        <w:t>3.10</w:t>
+      </w:r>
       <w:r>
         <w:rPr>
           <w:lang w:val="pt_PT" w:bidi="pt_PT"/>
         </w:rPr>
         <w:t>) e prevê a queda de Nínive, que ocorreu em 612 a.C. Portanto, Naum proferiu essas profecias em algum momento entre 663 e 612 a.C. Exatamente quando ele fez isso dentro desse intervalo de anos é discutível. Pode ter sido em algum momento no final do reinado de Manassés (por volta de 648–645 a.C.), talvez durante as tentativas de reformas de Manassés após ser libertado do cativeiro assírio (</w:t>
       </w:r>
-      <w:hyperlink r:id="rId29">
-        <w:r>
-          <w:rPr>
-            <w:lang w:val="pt_PT" w:bidi="pt_PT"/>
-          </w:rPr>
-          <w:rPr>
-            <w:color w:val="0000EE"/>
-            <w:u w:val="single"/>
-          </w:rPr>
-          <w:t>2Cr 33.12–16</w:t>
-        </w:r>
-      </w:hyperlink>
+      <w:r>
+        <w:rPr>
+          <w:lang w:val="pt_PT" w:bidi="pt_PT"/>
+        </w:rPr>
+        <w:t>2Cr 33.12–16</w:t>
+      </w:r>
       <w:r>
         <w:rPr>
           <w:lang w:val="pt_PT" w:bidi="pt_PT"/>
@@ -748,72 +646,48 @@
         </w:rPr>
         <w:t>Deus é paciente (</w:t>
       </w:r>
-      <w:hyperlink r:id="rId30">
-        <w:r>
-          <w:rPr>
-            <w:lang w:val="pt_PT" w:bidi="pt_PT"/>
-          </w:rPr>
-          <w:rPr>
-            <w:color w:val="0000EE"/>
-            <w:u w:val="single"/>
-          </w:rPr>
-          <w:t>1.3</w:t>
-        </w:r>
-      </w:hyperlink>
+      <w:r>
+        <w:rPr>
+          <w:lang w:val="pt_PT" w:bidi="pt_PT"/>
+        </w:rPr>
+        <w:t>1.3</w:t>
+      </w:r>
       <w:r>
         <w:rPr>
           <w:lang w:val="pt_PT" w:bidi="pt_PT"/>
         </w:rPr>
         <w:t>), e seu povo deve ser perseverante. A certeza de que este bom e cuidadoso Senhor (</w:t>
       </w:r>
-      <w:hyperlink r:id="rId31">
-        <w:r>
-          <w:rPr>
-            <w:lang w:val="pt_PT" w:bidi="pt_PT"/>
-          </w:rPr>
-          <w:rPr>
-            <w:color w:val="0000EE"/>
-            <w:u w:val="single"/>
-          </w:rPr>
-          <w:t>1.7</w:t>
-        </w:r>
-      </w:hyperlink>
+      <w:r>
+        <w:rPr>
+          <w:lang w:val="pt_PT" w:bidi="pt_PT"/>
+        </w:rPr>
+        <w:t>1.7</w:t>
+      </w:r>
       <w:r>
         <w:rPr>
           <w:lang w:val="pt_PT" w:bidi="pt_PT"/>
         </w:rPr>
         <w:t>) tem um propósito distinto para seu povo (</w:t>
       </w:r>
-      <w:hyperlink r:id="rId32">
-        <w:r>
-          <w:rPr>
-            <w:lang w:val="pt_PT" w:bidi="pt_PT"/>
-          </w:rPr>
-          <w:rPr>
-            <w:color w:val="0000EE"/>
-            <w:u w:val="single"/>
-          </w:rPr>
-          <w:t>2.2</w:t>
-        </w:r>
-      </w:hyperlink>
+      <w:r>
+        <w:rPr>
+          <w:lang w:val="pt_PT" w:bidi="pt_PT"/>
+        </w:rPr>
+        <w:t>2.2</w:t>
+      </w:r>
       <w:r>
         <w:rPr>
           <w:lang w:val="pt_PT" w:bidi="pt_PT"/>
         </w:rPr>
         <w:t>) os encoraja a viver com fé e confiança. Apesar do tom ameaçador do livro, há boas-novas de esperança (</w:t>
       </w:r>
-      <w:hyperlink r:id="rId33">
-        <w:r>
-          <w:rPr>
-            <w:lang w:val="pt_PT" w:bidi="pt_PT"/>
-          </w:rPr>
-          <w:rPr>
-            <w:color w:val="0000EE"/>
-            <w:u w:val="single"/>
-          </w:rPr>
-          <w:t>1.15</w:t>
-        </w:r>
-      </w:hyperlink>
+      <w:r>
+        <w:rPr>
+          <w:lang w:val="pt_PT" w:bidi="pt_PT"/>
+        </w:rPr>
+        <w:t>1.15</w:t>
+      </w:r>
       <w:r>
         <w:rPr>
           <w:lang w:val="pt_PT" w:bidi="pt_PT"/>
@@ -834,36 +708,24 @@
         </w:rPr>
         <w:t>Escritores subsequentes das Escrituras encontraram nas boas-novas de Naum uma promessa das boas-novas de Cristo (</w:t>
       </w:r>
-      <w:hyperlink r:id="rId34">
-        <w:r>
-          <w:rPr>
-            <w:lang w:val="pt_PT" w:bidi="pt_PT"/>
-          </w:rPr>
-          <w:rPr>
-            <w:color w:val="0000EE"/>
-            <w:u w:val="single"/>
-          </w:rPr>
-          <w:t>Rm 10.15</w:t>
-        </w:r>
-      </w:hyperlink>
+      <w:r>
+        <w:rPr>
+          <w:lang w:val="pt_PT" w:bidi="pt_PT"/>
+        </w:rPr>
+        <w:t>Rm 10.15</w:t>
+      </w:r>
       <w:r>
         <w:rPr>
           <w:lang w:val="pt_PT" w:bidi="pt_PT"/>
         </w:rPr>
         <w:t xml:space="preserve">; veja também </w:t>
       </w:r>
-      <w:hyperlink r:id="rId35">
-        <w:r>
-          <w:rPr>
-            <w:lang w:val="pt_PT" w:bidi="pt_PT"/>
-          </w:rPr>
-          <w:rPr>
-            <w:color w:val="0000EE"/>
-            <w:u w:val="single"/>
-          </w:rPr>
-          <w:t>Is 52.7</w:t>
-        </w:r>
-      </w:hyperlink>
+      <w:r>
+        <w:rPr>
+          <w:lang w:val="pt_PT" w:bidi="pt_PT"/>
+        </w:rPr>
+        <w:t>Is 52.7</w:t>
+      </w:r>
       <w:r>
         <w:rPr>
           <w:lang w:val="pt_PT" w:bidi="pt_PT"/>
